--- a/assets/documents/PBAST10_Abstract_Template_2027.docx
+++ b/assets/documents/PBAST10_Abstract_Template_2027.docx
@@ -247,7 +247,7 @@
                 <w:color w:val="555555"/>
                 <w:sz w:val="18"/>
               </w:rPr>
-              <w:t>Replace all bracketed and sample text. Use Times New Roman throughout. Keep the completed abstract within one A4 page, including keywords and references. Export the final document as PDF before submission.</w:t>
+              <w:t>Replace all bracketed and sample text. Use Times New Roman throughout. The completed abstract must not exceed two A4 pages, including keywords and references. Export the final document as PDF before submission.</w:t>
             </w:r>
           </w:p>
         </w:tc>
